--- a/odigoi/01_lab1-k8s.docx
+++ b/odigoi/01_lab1-k8s.docx
@@ -20,7 +20,7 @@
           <w:sz w:val="22"/>
           <w:szCs w:val="22"/>
         </w:rPr>
-        <w:id w:val="1817919875"/>
+        <w:id w:val="-1083769021"/>
         <w:docPartObj>
           <w:docPartGallery w:val="Table of Contents"/>
           <w:docPartUnique/>
@@ -48,7 +48,7 @@
               <w:kern w:val="2"/>
               <w:sz w:val="24"/>
               <w:szCs w:val="24"/>
-              <w:lang w:val="el-GR" w:eastAsia="el-GR" w:bidi="he-IL"/>
+              <w:lang w:val="el-GR" w:eastAsia="el-GR"/>
               <w14:ligatures w14:val="standardContextual"/>
             </w:rPr>
           </w:pPr>
@@ -61,7 +61,7 @@
           <w:r>
             <w:fldChar w:fldCharType="separate"/>
           </w:r>
-          <w:hyperlink w:anchor="_Toc224590143" w:history="1">
+          <w:hyperlink w:anchor="_Toc224641083" w:history="1">
             <w:r>
               <w:rPr>
                 <w:rStyle w:val="Hyperlink"/>
@@ -88,7 +88,7 @@
                 <w:noProof/>
                 <w:webHidden/>
               </w:rPr>
-              <w:instrText xml:space="preserve"> PAGEREF _Toc224590143 \h </w:instrText>
+              <w:instrText xml:space="preserve"> PAGEREF _Toc224641083 \h </w:instrText>
             </w:r>
             <w:r>
               <w:rPr>
@@ -131,11 +131,11 @@
               <w:kern w:val="2"/>
               <w:sz w:val="24"/>
               <w:szCs w:val="24"/>
-              <w:lang w:val="el-GR" w:eastAsia="el-GR" w:bidi="he-IL"/>
+              <w:lang w:val="el-GR" w:eastAsia="el-GR"/>
               <w14:ligatures w14:val="standardContextual"/>
             </w:rPr>
           </w:pPr>
-          <w:hyperlink w:anchor="_Toc224590144" w:history="1">
+          <w:hyperlink w:anchor="_Toc224641084" w:history="1">
             <w:r>
               <w:rPr>
                 <w:rStyle w:val="Hyperlink"/>
@@ -162,7 +162,7 @@
                 <w:noProof/>
                 <w:webHidden/>
               </w:rPr>
-              <w:instrText xml:space="preserve"> PAGEREF _Toc224590144 \h </w:instrText>
+              <w:instrText xml:space="preserve"> PAGEREF _Toc224641084 \h </w:instrText>
             </w:r>
             <w:r>
               <w:rPr>
@@ -205,11 +205,11 @@
               <w:kern w:val="2"/>
               <w:sz w:val="24"/>
               <w:szCs w:val="24"/>
-              <w:lang w:val="el-GR" w:eastAsia="el-GR" w:bidi="he-IL"/>
+              <w:lang w:val="el-GR" w:eastAsia="el-GR"/>
               <w14:ligatures w14:val="standardContextual"/>
             </w:rPr>
           </w:pPr>
-          <w:hyperlink w:anchor="_Toc224590145" w:history="1">
+          <w:hyperlink w:anchor="_Toc224641085" w:history="1">
             <w:r>
               <w:rPr>
                 <w:rStyle w:val="Hyperlink"/>
@@ -236,7 +236,7 @@
                 <w:noProof/>
                 <w:webHidden/>
               </w:rPr>
-              <w:instrText xml:space="preserve"> PAGEREF _Toc224590145 \h </w:instrText>
+              <w:instrText xml:space="preserve"> PAGEREF _Toc224641085 \h </w:instrText>
             </w:r>
             <w:r>
               <w:rPr>
@@ -279,11 +279,11 @@
               <w:kern w:val="2"/>
               <w:sz w:val="24"/>
               <w:szCs w:val="24"/>
-              <w:lang w:val="el-GR" w:eastAsia="el-GR" w:bidi="he-IL"/>
+              <w:lang w:val="el-GR" w:eastAsia="el-GR"/>
               <w14:ligatures w14:val="standardContextual"/>
             </w:rPr>
           </w:pPr>
-          <w:hyperlink w:anchor="_Toc224590146" w:history="1">
+          <w:hyperlink w:anchor="_Toc224641086" w:history="1">
             <w:r>
               <w:rPr>
                 <w:rStyle w:val="Hyperlink"/>
@@ -310,7 +310,7 @@
                 <w:noProof/>
                 <w:webHidden/>
               </w:rPr>
-              <w:instrText xml:space="preserve"> PAGEREF _Toc224590146 \h </w:instrText>
+              <w:instrText xml:space="preserve"> PAGEREF _Toc224641086 \h </w:instrText>
             </w:r>
             <w:r>
               <w:rPr>
@@ -353,11 +353,11 @@
               <w:kern w:val="2"/>
               <w:sz w:val="24"/>
               <w:szCs w:val="24"/>
-              <w:lang w:val="el-GR" w:eastAsia="el-GR" w:bidi="he-IL"/>
+              <w:lang w:val="el-GR" w:eastAsia="el-GR"/>
               <w14:ligatures w14:val="standardContextual"/>
             </w:rPr>
           </w:pPr>
-          <w:hyperlink w:anchor="_Toc224590147" w:history="1">
+          <w:hyperlink w:anchor="_Toc224641087" w:history="1">
             <w:r>
               <w:rPr>
                 <w:rStyle w:val="Hyperlink"/>
@@ -384,7 +384,7 @@
                 <w:noProof/>
                 <w:webHidden/>
               </w:rPr>
-              <w:instrText xml:space="preserve"> PAGEREF _Toc224590147 \h </w:instrText>
+              <w:instrText xml:space="preserve"> PAGEREF _Toc224641087 \h </w:instrText>
             </w:r>
             <w:r>
               <w:rPr>
@@ -427,11 +427,11 @@
               <w:kern w:val="2"/>
               <w:sz w:val="24"/>
               <w:szCs w:val="24"/>
-              <w:lang w:val="el-GR" w:eastAsia="el-GR" w:bidi="he-IL"/>
+              <w:lang w:val="el-GR" w:eastAsia="el-GR"/>
               <w14:ligatures w14:val="standardContextual"/>
             </w:rPr>
           </w:pPr>
-          <w:hyperlink w:anchor="_Toc224590148" w:history="1">
+          <w:hyperlink w:anchor="_Toc224641088" w:history="1">
             <w:r>
               <w:rPr>
                 <w:rStyle w:val="Hyperlink"/>
@@ -458,7 +458,7 @@
                 <w:noProof/>
                 <w:webHidden/>
               </w:rPr>
-              <w:instrText xml:space="preserve"> PAGEREF _Toc224590148 \h </w:instrText>
+              <w:instrText xml:space="preserve"> PAGEREF _Toc224641088 \h </w:instrText>
             </w:r>
             <w:r>
               <w:rPr>
@@ -501,11 +501,11 @@
               <w:kern w:val="2"/>
               <w:sz w:val="24"/>
               <w:szCs w:val="24"/>
-              <w:lang w:val="el-GR" w:eastAsia="el-GR" w:bidi="he-IL"/>
+              <w:lang w:val="el-GR" w:eastAsia="el-GR"/>
               <w14:ligatures w14:val="standardContextual"/>
             </w:rPr>
           </w:pPr>
-          <w:hyperlink w:anchor="_Toc224590149" w:history="1">
+          <w:hyperlink w:anchor="_Toc224641089" w:history="1">
             <w:r>
               <w:rPr>
                 <w:rStyle w:val="Hyperlink"/>
@@ -532,7 +532,7 @@
                 <w:noProof/>
                 <w:webHidden/>
               </w:rPr>
-              <w:instrText xml:space="preserve"> PAGEREF _Toc224590149 \h </w:instrText>
+              <w:instrText xml:space="preserve"> PAGEREF _Toc224641089 \h </w:instrText>
             </w:r>
             <w:r>
               <w:rPr>
@@ -575,11 +575,11 @@
               <w:kern w:val="2"/>
               <w:sz w:val="24"/>
               <w:szCs w:val="24"/>
-              <w:lang w:val="el-GR" w:eastAsia="el-GR" w:bidi="he-IL"/>
+              <w:lang w:val="el-GR" w:eastAsia="el-GR"/>
               <w14:ligatures w14:val="standardContextual"/>
             </w:rPr>
           </w:pPr>
-          <w:hyperlink w:anchor="_Toc224590150" w:history="1">
+          <w:hyperlink w:anchor="_Toc224641090" w:history="1">
             <w:r>
               <w:rPr>
                 <w:rStyle w:val="Hyperlink"/>
@@ -606,7 +606,7 @@
                 <w:noProof/>
                 <w:webHidden/>
               </w:rPr>
-              <w:instrText xml:space="preserve"> PAGEREF _Toc224590150 \h </w:instrText>
+              <w:instrText xml:space="preserve"> PAGEREF _Toc224641090 \h </w:instrText>
             </w:r>
             <w:r>
               <w:rPr>
@@ -649,11 +649,11 @@
               <w:kern w:val="2"/>
               <w:sz w:val="24"/>
               <w:szCs w:val="24"/>
-              <w:lang w:val="el-GR" w:eastAsia="el-GR" w:bidi="he-IL"/>
+              <w:lang w:val="el-GR" w:eastAsia="el-GR"/>
               <w14:ligatures w14:val="standardContextual"/>
             </w:rPr>
           </w:pPr>
-          <w:hyperlink w:anchor="_Toc224590151" w:history="1">
+          <w:hyperlink w:anchor="_Toc224641091" w:history="1">
             <w:r>
               <w:rPr>
                 <w:rStyle w:val="Hyperlink"/>
@@ -680,7 +680,7 @@
                 <w:noProof/>
                 <w:webHidden/>
               </w:rPr>
-              <w:instrText xml:space="preserve"> PAGEREF _Toc224590151 \h </w:instrText>
+              <w:instrText xml:space="preserve"> PAGEREF _Toc224641091 \h </w:instrText>
             </w:r>
             <w:r>
               <w:rPr>
@@ -723,11 +723,11 @@
               <w:kern w:val="2"/>
               <w:sz w:val="24"/>
               <w:szCs w:val="24"/>
-              <w:lang w:val="el-GR" w:eastAsia="el-GR" w:bidi="he-IL"/>
+              <w:lang w:val="el-GR" w:eastAsia="el-GR"/>
               <w14:ligatures w14:val="standardContextual"/>
             </w:rPr>
           </w:pPr>
-          <w:hyperlink w:anchor="_Toc224590152" w:history="1">
+          <w:hyperlink w:anchor="_Toc224641092" w:history="1">
             <w:r>
               <w:rPr>
                 <w:rStyle w:val="Hyperlink"/>
@@ -754,7 +754,7 @@
                 <w:noProof/>
                 <w:webHidden/>
               </w:rPr>
-              <w:instrText xml:space="preserve"> PAGEREF _Toc224590152 \h </w:instrText>
+              <w:instrText xml:space="preserve"> PAGEREF _Toc224641092 \h </w:instrText>
             </w:r>
             <w:r>
               <w:rPr>
@@ -797,11 +797,11 @@
               <w:kern w:val="2"/>
               <w:sz w:val="24"/>
               <w:szCs w:val="24"/>
-              <w:lang w:val="el-GR" w:eastAsia="el-GR" w:bidi="he-IL"/>
+              <w:lang w:val="el-GR" w:eastAsia="el-GR"/>
               <w14:ligatures w14:val="standardContextual"/>
             </w:rPr>
           </w:pPr>
-          <w:hyperlink w:anchor="_Toc224590153" w:history="1">
+          <w:hyperlink w:anchor="_Toc224641093" w:history="1">
             <w:r>
               <w:rPr>
                 <w:rStyle w:val="Hyperlink"/>
@@ -828,7 +828,7 @@
                 <w:noProof/>
                 <w:webHidden/>
               </w:rPr>
-              <w:instrText xml:space="preserve"> PAGEREF _Toc224590153 \h </w:instrText>
+              <w:instrText xml:space="preserve"> PAGEREF _Toc224641093 \h </w:instrText>
             </w:r>
             <w:r>
               <w:rPr>
@@ -871,11 +871,11 @@
               <w:kern w:val="2"/>
               <w:sz w:val="24"/>
               <w:szCs w:val="24"/>
-              <w:lang w:val="el-GR" w:eastAsia="el-GR" w:bidi="he-IL"/>
+              <w:lang w:val="el-GR" w:eastAsia="el-GR"/>
               <w14:ligatures w14:val="standardContextual"/>
             </w:rPr>
           </w:pPr>
-          <w:hyperlink w:anchor="_Toc224590154" w:history="1">
+          <w:hyperlink w:anchor="_Toc224641094" w:history="1">
             <w:r>
               <w:rPr>
                 <w:rStyle w:val="Hyperlink"/>
@@ -902,7 +902,7 @@
                 <w:noProof/>
                 <w:webHidden/>
               </w:rPr>
-              <w:instrText xml:space="preserve"> PAGEREF _Toc224590154 \h </w:instrText>
+              <w:instrText xml:space="preserve"> PAGEREF _Toc224641094 \h </w:instrText>
             </w:r>
             <w:r>
               <w:rPr>
@@ -945,11 +945,11 @@
               <w:kern w:val="2"/>
               <w:sz w:val="24"/>
               <w:szCs w:val="24"/>
-              <w:lang w:val="el-GR" w:eastAsia="el-GR" w:bidi="he-IL"/>
+              <w:lang w:val="el-GR" w:eastAsia="el-GR"/>
               <w14:ligatures w14:val="standardContextual"/>
             </w:rPr>
           </w:pPr>
-          <w:hyperlink w:anchor="_Toc224590155" w:history="1">
+          <w:hyperlink w:anchor="_Toc224641095" w:history="1">
             <w:r>
               <w:rPr>
                 <w:rStyle w:val="Hyperlink"/>
@@ -976,7 +976,7 @@
                 <w:noProof/>
                 <w:webHidden/>
               </w:rPr>
-              <w:instrText xml:space="preserve"> PAGEREF _Toc224590155 \h </w:instrText>
+              <w:instrText xml:space="preserve"> PAGEREF _Toc224641095 \h </w:instrText>
             </w:r>
             <w:r>
               <w:rPr>
@@ -1019,11 +1019,11 @@
               <w:kern w:val="2"/>
               <w:sz w:val="24"/>
               <w:szCs w:val="24"/>
-              <w:lang w:val="el-GR" w:eastAsia="el-GR" w:bidi="he-IL"/>
+              <w:lang w:val="el-GR" w:eastAsia="el-GR"/>
               <w14:ligatures w14:val="standardContextual"/>
             </w:rPr>
           </w:pPr>
-          <w:hyperlink w:anchor="_Toc224590156" w:history="1">
+          <w:hyperlink w:anchor="_Toc224641096" w:history="1">
             <w:r>
               <w:rPr>
                 <w:rStyle w:val="Hyperlink"/>
@@ -1050,7 +1050,7 @@
                 <w:noProof/>
                 <w:webHidden/>
               </w:rPr>
-              <w:instrText xml:space="preserve"> PAGEREF _Toc224590156 \h </w:instrText>
+              <w:instrText xml:space="preserve"> PAGEREF _Toc224641096 \h </w:instrText>
             </w:r>
             <w:r>
               <w:rPr>
@@ -1093,11 +1093,11 @@
               <w:kern w:val="2"/>
               <w:sz w:val="24"/>
               <w:szCs w:val="24"/>
-              <w:lang w:val="el-GR" w:eastAsia="el-GR" w:bidi="he-IL"/>
+              <w:lang w:val="el-GR" w:eastAsia="el-GR"/>
               <w14:ligatures w14:val="standardContextual"/>
             </w:rPr>
           </w:pPr>
-          <w:hyperlink w:anchor="_Toc224590157" w:history="1">
+          <w:hyperlink w:anchor="_Toc224641097" w:history="1">
             <w:r>
               <w:rPr>
                 <w:rStyle w:val="Hyperlink"/>
@@ -1124,7 +1124,7 @@
                 <w:noProof/>
                 <w:webHidden/>
               </w:rPr>
-              <w:instrText xml:space="preserve"> PAGEREF _Toc224590157 \h </w:instrText>
+              <w:instrText xml:space="preserve"> PAGEREF _Toc224641097 \h </w:instrText>
             </w:r>
             <w:r>
               <w:rPr>
@@ -1167,11 +1167,11 @@
               <w:kern w:val="2"/>
               <w:sz w:val="24"/>
               <w:szCs w:val="24"/>
-              <w:lang w:val="el-GR" w:eastAsia="el-GR" w:bidi="he-IL"/>
+              <w:lang w:val="el-GR" w:eastAsia="el-GR"/>
               <w14:ligatures w14:val="standardContextual"/>
             </w:rPr>
           </w:pPr>
-          <w:hyperlink w:anchor="_Toc224590158" w:history="1">
+          <w:hyperlink w:anchor="_Toc224641098" w:history="1">
             <w:r>
               <w:rPr>
                 <w:rStyle w:val="Hyperlink"/>
@@ -1198,7 +1198,7 @@
                 <w:noProof/>
                 <w:webHidden/>
               </w:rPr>
-              <w:instrText xml:space="preserve"> PAGEREF _Toc224590158 \h </w:instrText>
+              <w:instrText xml:space="preserve"> PAGEREF _Toc224641098 \h </w:instrText>
             </w:r>
             <w:r>
               <w:rPr>
@@ -1241,11 +1241,11 @@
               <w:kern w:val="2"/>
               <w:sz w:val="24"/>
               <w:szCs w:val="24"/>
-              <w:lang w:val="el-GR" w:eastAsia="el-GR" w:bidi="he-IL"/>
+              <w:lang w:val="el-GR" w:eastAsia="el-GR"/>
               <w14:ligatures w14:val="standardContextual"/>
             </w:rPr>
           </w:pPr>
-          <w:hyperlink w:anchor="_Toc224590159" w:history="1">
+          <w:hyperlink w:anchor="_Toc224641099" w:history="1">
             <w:r>
               <w:rPr>
                 <w:rStyle w:val="Hyperlink"/>
@@ -1272,7 +1272,7 @@
                 <w:noProof/>
                 <w:webHidden/>
               </w:rPr>
-              <w:instrText xml:space="preserve"> PAGEREF _Toc224590159 \h </w:instrText>
+              <w:instrText xml:space="preserve"> PAGEREF _Toc224641099 \h </w:instrText>
             </w:r>
             <w:r>
               <w:rPr>
@@ -1315,11 +1315,11 @@
               <w:kern w:val="2"/>
               <w:sz w:val="24"/>
               <w:szCs w:val="24"/>
-              <w:lang w:val="el-GR" w:eastAsia="el-GR" w:bidi="he-IL"/>
+              <w:lang w:val="el-GR" w:eastAsia="el-GR"/>
               <w14:ligatures w14:val="standardContextual"/>
             </w:rPr>
           </w:pPr>
-          <w:hyperlink w:anchor="_Toc224590160" w:history="1">
+          <w:hyperlink w:anchor="_Toc224641100" w:history="1">
             <w:r>
               <w:rPr>
                 <w:rStyle w:val="Hyperlink"/>
@@ -1346,7 +1346,7 @@
                 <w:noProof/>
                 <w:webHidden/>
               </w:rPr>
-              <w:instrText xml:space="preserve"> PAGEREF _Toc224590160 \h </w:instrText>
+              <w:instrText xml:space="preserve"> PAGEREF _Toc224641100 \h </w:instrText>
             </w:r>
             <w:r>
               <w:rPr>
@@ -1389,11 +1389,11 @@
               <w:kern w:val="2"/>
               <w:sz w:val="24"/>
               <w:szCs w:val="24"/>
-              <w:lang w:val="el-GR" w:eastAsia="el-GR" w:bidi="he-IL"/>
+              <w:lang w:val="el-GR" w:eastAsia="el-GR"/>
               <w14:ligatures w14:val="standardContextual"/>
             </w:rPr>
           </w:pPr>
-          <w:hyperlink w:anchor="_Toc224590161" w:history="1">
+          <w:hyperlink w:anchor="_Toc224641101" w:history="1">
             <w:r>
               <w:rPr>
                 <w:rStyle w:val="Hyperlink"/>
@@ -1420,7 +1420,7 @@
                 <w:noProof/>
                 <w:webHidden/>
               </w:rPr>
-              <w:instrText xml:space="preserve"> PAGEREF _Toc224590161 \h </w:instrText>
+              <w:instrText xml:space="preserve"> PAGEREF _Toc224641101 \h </w:instrText>
             </w:r>
             <w:r>
               <w:rPr>
@@ -1463,11 +1463,11 @@
               <w:kern w:val="2"/>
               <w:sz w:val="24"/>
               <w:szCs w:val="24"/>
-              <w:lang w:val="el-GR" w:eastAsia="el-GR" w:bidi="he-IL"/>
+              <w:lang w:val="el-GR" w:eastAsia="el-GR"/>
               <w14:ligatures w14:val="standardContextual"/>
             </w:rPr>
           </w:pPr>
-          <w:hyperlink w:anchor="_Toc224590162" w:history="1">
+          <w:hyperlink w:anchor="_Toc224641102" w:history="1">
             <w:r>
               <w:rPr>
                 <w:rStyle w:val="Hyperlink"/>
@@ -1494,7 +1494,7 @@
                 <w:noProof/>
                 <w:webHidden/>
               </w:rPr>
-              <w:instrText xml:space="preserve"> PAGEREF _Toc224590162 \h </w:instrText>
+              <w:instrText xml:space="preserve"> PAGEREF _Toc224641102 \h </w:instrText>
             </w:r>
             <w:r>
               <w:rPr>
@@ -1537,11 +1537,11 @@
               <w:kern w:val="2"/>
               <w:sz w:val="24"/>
               <w:szCs w:val="24"/>
-              <w:lang w:val="el-GR" w:eastAsia="el-GR" w:bidi="he-IL"/>
+              <w:lang w:val="el-GR" w:eastAsia="el-GR"/>
               <w14:ligatures w14:val="standardContextual"/>
             </w:rPr>
           </w:pPr>
-          <w:hyperlink w:anchor="_Toc224590163" w:history="1">
+          <w:hyperlink w:anchor="_Toc224641103" w:history="1">
             <w:r>
               <w:rPr>
                 <w:rStyle w:val="Hyperlink"/>
@@ -1568,7 +1568,7 @@
                 <w:noProof/>
                 <w:webHidden/>
               </w:rPr>
-              <w:instrText xml:space="preserve"> PAGEREF _Toc224590163 \h </w:instrText>
+              <w:instrText xml:space="preserve"> PAGEREF _Toc224641103 \h </w:instrText>
             </w:r>
             <w:r>
               <w:rPr>
@@ -1611,11 +1611,11 @@
               <w:kern w:val="2"/>
               <w:sz w:val="24"/>
               <w:szCs w:val="24"/>
-              <w:lang w:val="el-GR" w:eastAsia="el-GR" w:bidi="he-IL"/>
+              <w:lang w:val="el-GR" w:eastAsia="el-GR"/>
               <w14:ligatures w14:val="standardContextual"/>
             </w:rPr>
           </w:pPr>
-          <w:hyperlink w:anchor="_Toc224590164" w:history="1">
+          <w:hyperlink w:anchor="_Toc224641104" w:history="1">
             <w:r>
               <w:rPr>
                 <w:rStyle w:val="Hyperlink"/>
@@ -1658,7 +1658,7 @@
                 <w:noProof/>
                 <w:webHidden/>
               </w:rPr>
-              <w:instrText xml:space="preserve"> PAGEREF _Toc224590164 \h </w:instrText>
+              <w:instrText xml:space="preserve"> PAGEREF _Toc224641104 \h </w:instrText>
             </w:r>
             <w:r>
               <w:rPr>
@@ -1701,11 +1701,11 @@
               <w:kern w:val="2"/>
               <w:sz w:val="24"/>
               <w:szCs w:val="24"/>
-              <w:lang w:val="el-GR" w:eastAsia="el-GR" w:bidi="he-IL"/>
+              <w:lang w:val="el-GR" w:eastAsia="el-GR"/>
               <w14:ligatures w14:val="standardContextual"/>
             </w:rPr>
           </w:pPr>
-          <w:hyperlink w:anchor="_Toc224590165" w:history="1">
+          <w:hyperlink w:anchor="_Toc224641105" w:history="1">
             <w:r>
               <w:rPr>
                 <w:rStyle w:val="Hyperlink"/>
@@ -1732,7 +1732,7 @@
                 <w:noProof/>
                 <w:webHidden/>
               </w:rPr>
-              <w:instrText xml:space="preserve"> PAGEREF _Toc224590165 \h </w:instrText>
+              <w:instrText xml:space="preserve"> PAGEREF _Toc224641105 \h </w:instrText>
             </w:r>
             <w:r>
               <w:rPr>
@@ -1775,11 +1775,11 @@
               <w:kern w:val="2"/>
               <w:sz w:val="24"/>
               <w:szCs w:val="24"/>
-              <w:lang w:val="el-GR" w:eastAsia="el-GR" w:bidi="he-IL"/>
+              <w:lang w:val="el-GR" w:eastAsia="el-GR"/>
               <w14:ligatures w14:val="standardContextual"/>
             </w:rPr>
           </w:pPr>
-          <w:hyperlink w:anchor="_Toc224590166" w:history="1">
+          <w:hyperlink w:anchor="_Toc224641106" w:history="1">
             <w:r>
               <w:rPr>
                 <w:rStyle w:val="Hyperlink"/>
@@ -1806,7 +1806,7 @@
                 <w:noProof/>
                 <w:webHidden/>
               </w:rPr>
-              <w:instrText xml:space="preserve"> PAGEREF _Toc224590166 \h </w:instrText>
+              <w:instrText xml:space="preserve"> PAGEREF _Toc224641106 \h </w:instrText>
             </w:r>
             <w:r>
               <w:rPr>
@@ -1849,11 +1849,11 @@
               <w:kern w:val="2"/>
               <w:sz w:val="24"/>
               <w:szCs w:val="24"/>
-              <w:lang w:val="el-GR" w:eastAsia="el-GR" w:bidi="he-IL"/>
+              <w:lang w:val="el-GR" w:eastAsia="el-GR"/>
               <w14:ligatures w14:val="standardContextual"/>
             </w:rPr>
           </w:pPr>
-          <w:hyperlink w:anchor="_Toc224590167" w:history="1">
+          <w:hyperlink w:anchor="_Toc224641107" w:history="1">
             <w:r>
               <w:rPr>
                 <w:rStyle w:val="Hyperlink"/>
@@ -1880,7 +1880,7 @@
                 <w:noProof/>
                 <w:webHidden/>
               </w:rPr>
-              <w:instrText xml:space="preserve"> PAGEREF _Toc224590167 \h </w:instrText>
+              <w:instrText xml:space="preserve"> PAGEREF _Toc224641107 \h </w:instrText>
             </w:r>
             <w:r>
               <w:rPr>
@@ -1923,11 +1923,11 @@
               <w:kern w:val="2"/>
               <w:sz w:val="24"/>
               <w:szCs w:val="24"/>
-              <w:lang w:val="el-GR" w:eastAsia="el-GR" w:bidi="he-IL"/>
+              <w:lang w:val="el-GR" w:eastAsia="el-GR"/>
               <w14:ligatures w14:val="standardContextual"/>
             </w:rPr>
           </w:pPr>
-          <w:hyperlink w:anchor="_Toc224590168" w:history="1">
+          <w:hyperlink w:anchor="_Toc224641108" w:history="1">
             <w:r>
               <w:rPr>
                 <w:rStyle w:val="Hyperlink"/>
@@ -1954,7 +1954,7 @@
                 <w:noProof/>
                 <w:webHidden/>
               </w:rPr>
-              <w:instrText xml:space="preserve"> PAGEREF _Toc224590168 \h </w:instrText>
+              <w:instrText xml:space="preserve"> PAGEREF _Toc224641108 \h </w:instrText>
             </w:r>
             <w:r>
               <w:rPr>
@@ -1997,11 +1997,11 @@
               <w:kern w:val="2"/>
               <w:sz w:val="24"/>
               <w:szCs w:val="24"/>
-              <w:lang w:val="el-GR" w:eastAsia="el-GR" w:bidi="he-IL"/>
+              <w:lang w:val="el-GR" w:eastAsia="el-GR"/>
               <w14:ligatures w14:val="standardContextual"/>
             </w:rPr>
           </w:pPr>
-          <w:hyperlink w:anchor="_Toc224590169" w:history="1">
+          <w:hyperlink w:anchor="_Toc224641109" w:history="1">
             <w:r>
               <w:rPr>
                 <w:rStyle w:val="Hyperlink"/>
@@ -2028,7 +2028,7 @@
                 <w:noProof/>
                 <w:webHidden/>
               </w:rPr>
-              <w:instrText xml:space="preserve"> PAGEREF _Toc224590169 \h </w:instrText>
+              <w:instrText xml:space="preserve"> PAGEREF _Toc224641109 \h </w:instrText>
             </w:r>
             <w:r>
               <w:rPr>
@@ -2071,11 +2071,11 @@
               <w:kern w:val="2"/>
               <w:sz w:val="24"/>
               <w:szCs w:val="24"/>
-              <w:lang w:val="el-GR" w:eastAsia="el-GR" w:bidi="he-IL"/>
+              <w:lang w:val="el-GR" w:eastAsia="el-GR"/>
               <w14:ligatures w14:val="standardContextual"/>
             </w:rPr>
           </w:pPr>
-          <w:hyperlink w:anchor="_Toc224590170" w:history="1">
+          <w:hyperlink w:anchor="_Toc224641110" w:history="1">
             <w:r>
               <w:rPr>
                 <w:rStyle w:val="Hyperlink"/>
@@ -2102,7 +2102,7 @@
                 <w:noProof/>
                 <w:webHidden/>
               </w:rPr>
-              <w:instrText xml:space="preserve"> PAGEREF _Toc224590170 \h </w:instrText>
+              <w:instrText xml:space="preserve"> PAGEREF _Toc224641110 \h </w:instrText>
             </w:r>
             <w:r>
               <w:rPr>
@@ -2145,11 +2145,11 @@
               <w:kern w:val="2"/>
               <w:sz w:val="24"/>
               <w:szCs w:val="24"/>
-              <w:lang w:val="el-GR" w:eastAsia="el-GR" w:bidi="he-IL"/>
+              <w:lang w:val="el-GR" w:eastAsia="el-GR"/>
               <w14:ligatures w14:val="standardContextual"/>
             </w:rPr>
           </w:pPr>
-          <w:hyperlink w:anchor="_Toc224590171" w:history="1">
+          <w:hyperlink w:anchor="_Toc224641111" w:history="1">
             <w:r>
               <w:rPr>
                 <w:rStyle w:val="Hyperlink"/>
@@ -2185,7 +2185,7 @@
                 <w:noProof/>
                 <w:webHidden/>
               </w:rPr>
-              <w:instrText xml:space="preserve"> PAGEREF _Toc224590171 \h </w:instrText>
+              <w:instrText xml:space="preserve"> PAGEREF _Toc224641111 \h </w:instrText>
             </w:r>
             <w:r>
               <w:rPr>
@@ -2228,11 +2228,11 @@
               <w:kern w:val="2"/>
               <w:sz w:val="24"/>
               <w:szCs w:val="24"/>
-              <w:lang w:val="el-GR" w:eastAsia="el-GR" w:bidi="he-IL"/>
+              <w:lang w:val="el-GR" w:eastAsia="el-GR"/>
               <w14:ligatures w14:val="standardContextual"/>
             </w:rPr>
           </w:pPr>
-          <w:hyperlink w:anchor="_Toc224590172" w:history="1">
+          <w:hyperlink w:anchor="_Toc224641112" w:history="1">
             <w:r>
               <w:rPr>
                 <w:rStyle w:val="Hyperlink"/>
@@ -2259,7 +2259,7 @@
                 <w:noProof/>
                 <w:webHidden/>
               </w:rPr>
-              <w:instrText xml:space="preserve"> PAGEREF _Toc224590172 \h </w:instrText>
+              <w:instrText xml:space="preserve"> PAGEREF _Toc224641112 \h </w:instrText>
             </w:r>
             <w:r>
               <w:rPr>
@@ -2302,7 +2302,7 @@
         <w:pStyle w:val="Heading1"/>
       </w:pPr>
       <w:bookmarkStart w:id="0" w:name="Xcc33a1ce217591d06f0093299ddd11f84478b0d"/>
-      <w:bookmarkStart w:id="1" w:name="_Toc224590143"/>
+      <w:bookmarkStart w:id="1" w:name="_Toc224641083"/>
       <w:r>
         <w:t>1. Εισαγωγή</w:t>
       </w:r>
@@ -2429,7 +2429,7 @@
         <w:pStyle w:val="Heading1"/>
       </w:pPr>
       <w:bookmarkStart w:id="2" w:name="X19b204504073bc82d4ae4facaf008f5a96f85e4"/>
-      <w:bookmarkStart w:id="3" w:name="_Toc224590144"/>
+      <w:bookmarkStart w:id="3" w:name="_Toc224641084"/>
       <w:bookmarkEnd w:id="0"/>
       <w:r>
         <w:t>2. Εγκατάσταση OpenVPN Client, kubectl και k9s</w:t>
@@ -3257,7 +3257,7 @@
         <w:pStyle w:val="Heading1"/>
       </w:pPr>
       <w:bookmarkStart w:id="4" w:name="Xbf987fb7b1537be8f9e5215814c5324f6de51c5"/>
-      <w:bookmarkStart w:id="5" w:name="_Toc224590145"/>
+      <w:bookmarkStart w:id="5" w:name="_Toc224641085"/>
       <w:bookmarkEnd w:id="2"/>
       <w:r>
         <w:t>3. Συγγραφή Manifest και Εκτέλεση με kubectl</w:t>
@@ -3756,7 +3756,7 @@
         <w:pStyle w:val="Heading1"/>
       </w:pPr>
       <w:bookmarkStart w:id="6" w:name="X7e40ce2ce05590f47a5fd6d045a1deccae3e505"/>
-      <w:bookmarkStart w:id="7" w:name="_Toc224590146"/>
+      <w:bookmarkStart w:id="7" w:name="_Toc224641086"/>
       <w:bookmarkEnd w:id="4"/>
       <w:r>
         <w:t>4. Αποθηκευτικός χώρος περιεκτών με χρήση storage classes, persistent volume claims και persistent volumes</w:t>
@@ -5972,7 +5972,7 @@
         <w:pStyle w:val="Heading1"/>
       </w:pPr>
       <w:bookmarkStart w:id="8" w:name="Xe9340dea2e2fad3c094169c6d46da92f51fda46"/>
-      <w:bookmarkStart w:id="9" w:name="_Toc224590147"/>
+      <w:bookmarkStart w:id="9" w:name="_Toc224641087"/>
       <w:bookmarkEnd w:id="6"/>
       <w:r>
         <w:t>5. ReplicaSets (Αντίγραφα)</w:t>
@@ -6810,7 +6810,7 @@
         <w:pStyle w:val="Heading1"/>
       </w:pPr>
       <w:bookmarkStart w:id="10" w:name="Xff93382e6471091f03d8b54dcfabaaa39fbb782"/>
-      <w:bookmarkStart w:id="11" w:name="_Toc224590148"/>
+      <w:bookmarkStart w:id="11" w:name="_Toc224641088"/>
       <w:bookmarkEnd w:id="8"/>
       <w:r>
         <w:t>6. Deployments στο Kubernetes</w:t>
@@ -9617,7 +9617,7 @@
         <w:pStyle w:val="Heading1"/>
       </w:pPr>
       <w:bookmarkStart w:id="12" w:name="X7f2be7ee09ee668bfa0738499d490e7809f74ec"/>
-      <w:bookmarkStart w:id="13" w:name="_Toc224590149"/>
+      <w:bookmarkStart w:id="13" w:name="_Toc224641089"/>
       <w:bookmarkEnd w:id="10"/>
       <w:r>
         <w:t>7. StatefulSets στο Kubernetes</w:t>
@@ -11067,7 +11067,7 @@
         <w:pStyle w:val="Heading1"/>
       </w:pPr>
       <w:bookmarkStart w:id="14" w:name="Xf36450c214bba9093a1214aaf3c04b07fc0562c"/>
-      <w:bookmarkStart w:id="15" w:name="_Toc224590150"/>
+      <w:bookmarkStart w:id="15" w:name="_Toc224641090"/>
       <w:bookmarkEnd w:id="12"/>
       <w:r>
         <w:t>8. DaemonSets στο Kubernetes</w:t>
@@ -12230,7 +12230,7 @@
         <w:pStyle w:val="Heading1"/>
       </w:pPr>
       <w:bookmarkStart w:id="16" w:name="Xed6584ab2e7cee2df7d4e449f8b85226f2a66bc"/>
-      <w:bookmarkStart w:id="17" w:name="_Toc224590151"/>
+      <w:bookmarkStart w:id="17" w:name="_Toc224641091"/>
       <w:bookmarkEnd w:id="14"/>
       <w:r>
         <w:t>9. Secrets</w:t>
@@ -13316,7 +13316,7 @@
         <w:pStyle w:val="Heading1"/>
       </w:pPr>
       <w:bookmarkStart w:id="18" w:name="X541f69d2c3dcddac55702c25e5c49363f128b84"/>
-      <w:bookmarkStart w:id="19" w:name="_Toc224590152"/>
+      <w:bookmarkStart w:id="19" w:name="_Toc224641092"/>
       <w:bookmarkEnd w:id="16"/>
       <w:r>
         <w:lastRenderedPageBreak/>
@@ -14340,7 +14340,7 @@
         <w:pStyle w:val="Heading1"/>
       </w:pPr>
       <w:bookmarkStart w:id="20" w:name="Xf77e78afe4f6ce409389083a5315382f97812aa"/>
-      <w:bookmarkStart w:id="21" w:name="_Toc224590153"/>
+      <w:bookmarkStart w:id="21" w:name="_Toc224641093"/>
       <w:bookmarkEnd w:id="18"/>
       <w:r>
         <w:t>11. ConfigMap και Secrets για εγκατάσταση Web Server με Postgres.</w:t>
@@ -16436,7 +16436,7 @@
         <w:pStyle w:val="Heading1"/>
       </w:pPr>
       <w:bookmarkStart w:id="22" w:name="Xc7eb6b42183b3e50fb778b0f34e2b95ce22ebb9"/>
-      <w:bookmarkStart w:id="23" w:name="_Toc224590154"/>
+      <w:bookmarkStart w:id="23" w:name="_Toc224641094"/>
       <w:bookmarkEnd w:id="20"/>
       <w:r>
         <w:t>12. Nginx και πολλαπλοί web servers σε Kubernetes</w:t>
@@ -16470,7 +16470,7 @@
         <w:pStyle w:val="Heading2"/>
       </w:pPr>
       <w:bookmarkStart w:id="24" w:name="Xa42896b3bb3c9c46590d7ee2b387442ed03314a"/>
-      <w:bookmarkStart w:id="25" w:name="_Toc224590155"/>
+      <w:bookmarkStart w:id="25" w:name="_Toc224641095"/>
       <w:r>
         <w:t>12.1 Ορισμός web servers (Deployments &amp; Services)</w:t>
       </w:r>
@@ -18293,7 +18293,7 @@
         <w:pStyle w:val="Heading2"/>
       </w:pPr>
       <w:bookmarkStart w:id="26" w:name="Xb9bbe063fd50e4627448a749a258d07f8f3b5c1"/>
-      <w:bookmarkStart w:id="27" w:name="_Toc224590156"/>
+      <w:bookmarkStart w:id="27" w:name="_Toc224641096"/>
       <w:bookmarkEnd w:id="24"/>
       <w:r>
         <w:t>12.2 Προσθήκη περιεχομένου στις σελίδες (ConfigMaps)</w:t>
@@ -18604,7 +18604,7 @@
         <w:pStyle w:val="Heading2"/>
       </w:pPr>
       <w:bookmarkStart w:id="28" w:name="Xf7c4bfcfd11799d695d646ce6dc29fbd980bd6c"/>
-      <w:bookmarkStart w:id="29" w:name="_Toc224590157"/>
+      <w:bookmarkStart w:id="29" w:name="_Toc224641097"/>
       <w:bookmarkEnd w:id="26"/>
       <w:r>
         <w:t>12.3 Ορισμός του Nginx reverse proxy</w:t>
@@ -19926,7 +19926,7 @@
         <w:pStyle w:val="Heading2"/>
       </w:pPr>
       <w:bookmarkStart w:id="30" w:name="Xa5d5b46bdc40e4030d5a4eb376a00c9fbc0739c"/>
-      <w:bookmarkStart w:id="31" w:name="_Toc224590158"/>
+      <w:bookmarkStart w:id="31" w:name="_Toc224641098"/>
       <w:bookmarkEnd w:id="28"/>
       <w:r>
         <w:t>12.4 Ανάπτυξη στο Kubernetes</w:t>
@@ -20083,7 +20083,7 @@
         <w:pStyle w:val="Heading2"/>
       </w:pPr>
       <w:bookmarkStart w:id="32" w:name="Xf571130f186c4f4bc03a4d575cd17b15a81a963"/>
-      <w:bookmarkStart w:id="33" w:name="_Toc224590159"/>
+      <w:bookmarkStart w:id="33" w:name="_Toc224641099"/>
       <w:bookmarkEnd w:id="30"/>
       <w:r>
         <w:t>12.5 Πρόσβαση στην εφαρμογή</w:t>
@@ -20333,7 +20333,7 @@
         <w:pStyle w:val="Heading1"/>
       </w:pPr>
       <w:bookmarkStart w:id="34" w:name="Xc94fadc2baaf3467064d8114e3a8419c0113213"/>
-      <w:bookmarkStart w:id="35" w:name="_Toc224590160"/>
+      <w:bookmarkStart w:id="35" w:name="_Toc224641100"/>
       <w:bookmarkEnd w:id="22"/>
       <w:bookmarkEnd w:id="32"/>
       <w:r>
@@ -20371,7 +20371,7 @@
         <w:pStyle w:val="Heading2"/>
       </w:pPr>
       <w:bookmarkStart w:id="36" w:name="X7bd42a2132765cd4d31026de02fb026737d9cf6"/>
-      <w:bookmarkStart w:id="37" w:name="_Toc224590161"/>
+      <w:bookmarkStart w:id="37" w:name="_Toc224641101"/>
       <w:r>
         <w:lastRenderedPageBreak/>
         <w:t>13.1 Σκοπός</w:t>
@@ -20405,7 +20405,7 @@
         <w:pStyle w:val="Heading2"/>
       </w:pPr>
       <w:bookmarkStart w:id="38" w:name="X3a94c0d5d92bf64bc1b30e275ee313729501d0d"/>
-      <w:bookmarkStart w:id="39" w:name="_Toc224590162"/>
+      <w:bookmarkStart w:id="39" w:name="_Toc224641102"/>
       <w:bookmarkEnd w:id="36"/>
       <w:r>
         <w:t>13.2 Θεωρητικό υπόβαθρο: ClusterIP και Headless Services</w:t>
@@ -20417,7 +20417,7 @@
         <w:pStyle w:val="Heading3"/>
       </w:pPr>
       <w:bookmarkStart w:id="40" w:name="Xa806a4691258502b806d5cd38f347979cb9b95d"/>
-      <w:bookmarkStart w:id="41" w:name="_Toc224590163"/>
+      <w:bookmarkStart w:id="41" w:name="_Toc224641103"/>
       <w:r>
         <w:t>13.2.1 ClusterIP (Default Service Type)</w:t>
       </w:r>
@@ -20591,7 +20591,7 @@
         <w:pStyle w:val="Heading3"/>
       </w:pPr>
       <w:bookmarkStart w:id="42" w:name="Xe104672983064891f37c42e2019718690cb2d3f"/>
-      <w:bookmarkStart w:id="43" w:name="_Toc224590164"/>
+      <w:bookmarkStart w:id="43" w:name="_Toc224641104"/>
       <w:bookmarkEnd w:id="40"/>
       <w:r>
         <w:t>13.2.2 Headless Services (</w:t>
@@ -20900,7 +20900,7 @@
     </w:p>
     <w:p>
       <w:r>
-        <w:pict w14:anchorId="521A7675">
+        <w:pict w14:anchorId="6FCC67C7">
           <v:rect id="_x0000_i1025" style="width:0;height:1.5pt" o:hralign="center" o:hrstd="t" o:hr="t"/>
         </w:pict>
       </w:r>
@@ -20910,7 +20910,7 @@
         <w:pStyle w:val="Heading2"/>
       </w:pPr>
       <w:bookmarkStart w:id="44" w:name="Xf3c2d3e2b7a8400196d12023e8b98ed0d7a64a7"/>
-      <w:bookmarkStart w:id="45" w:name="_Toc224590165"/>
+      <w:bookmarkStart w:id="45" w:name="_Toc224641105"/>
       <w:bookmarkEnd w:id="38"/>
       <w:bookmarkEnd w:id="42"/>
       <w:r>
@@ -20937,7 +20937,7 @@
         <w:pStyle w:val="Heading2"/>
       </w:pPr>
       <w:bookmarkStart w:id="46" w:name="X2ae1c2cf11eb82403cbdf58e2e98a3cb2436882"/>
-      <w:bookmarkStart w:id="47" w:name="_Toc224590166"/>
+      <w:bookmarkStart w:id="47" w:name="_Toc224641106"/>
       <w:bookmarkEnd w:id="44"/>
       <w:r>
         <w:t>13.4 Εκτέλεση με Makefile</w:t>
@@ -21060,7 +21060,7 @@
     </w:p>
     <w:p>
       <w:r>
-        <w:pict w14:anchorId="5C3F4D6B">
+        <w:pict w14:anchorId="0FB62872">
           <v:rect id="_x0000_i1026" style="width:0;height:1.5pt" o:hralign="center" o:hrstd="t" o:hr="t"/>
         </w:pict>
       </w:r>
@@ -21089,7 +21089,7 @@
     </w:p>
     <w:p>
       <w:r>
-        <w:pict w14:anchorId="0389DB0A">
+        <w:pict w14:anchorId="5A3A474C">
           <v:rect id="_x0000_i1027" style="width:0;height:1.5pt" o:hralign="center" o:hrstd="t" o:hr="t"/>
         </w:pict>
       </w:r>
@@ -21099,7 +21099,7 @@
         <w:pStyle w:val="Heading2"/>
       </w:pPr>
       <w:bookmarkStart w:id="48" w:name="Xf3ed74885add4dabd05fd778bc5f1e83ec6fa85"/>
-      <w:bookmarkStart w:id="49" w:name="_Toc224590167"/>
+      <w:bookmarkStart w:id="49" w:name="_Toc224641107"/>
       <w:bookmarkEnd w:id="46"/>
       <w:r>
         <w:t>13.5 Τι να περιμένετε</w:t>
@@ -21208,7 +21208,7 @@
     </w:p>
     <w:p>
       <w:r>
-        <w:pict w14:anchorId="5AA4C7F4">
+        <w:pict w14:anchorId="08CE1D0F">
           <v:rect id="_x0000_i1028" style="width:0;height:1.5pt" o:hralign="center" o:hrstd="t" o:hr="t"/>
         </w:pict>
       </w:r>
@@ -21218,7 +21218,7 @@
         <w:pStyle w:val="Heading2"/>
       </w:pPr>
       <w:bookmarkStart w:id="50" w:name="X8a786aeb07c87edf1ebd92fd635a6a5977b785e"/>
-      <w:bookmarkStart w:id="51" w:name="_Toc224590168"/>
+      <w:bookmarkStart w:id="51" w:name="_Toc224641108"/>
       <w:bookmarkEnd w:id="48"/>
       <w:r>
         <w:t>13.6 Headless Service</w:t>
@@ -21532,7 +21532,7 @@
         <w:pStyle w:val="Heading2"/>
       </w:pPr>
       <w:bookmarkStart w:id="52" w:name="Xb04b9cfd26ca3fc865a502fc27f2f6ba644a08f"/>
-      <w:bookmarkStart w:id="53" w:name="_Toc224590169"/>
+      <w:bookmarkStart w:id="53" w:name="_Toc224641109"/>
       <w:bookmarkEnd w:id="50"/>
       <w:r>
         <w:t>13.7 Load-Balancing Service (ClusterIP)</w:t>
@@ -21820,7 +21820,7 @@
         <w:pStyle w:val="Heading2"/>
       </w:pPr>
       <w:bookmarkStart w:id="54" w:name="Xbeff7aee468c728c1710a4f32f3fc0e8670134d"/>
-      <w:bookmarkStart w:id="55" w:name="_Toc224590170"/>
+      <w:bookmarkStart w:id="55" w:name="_Toc224641110"/>
       <w:bookmarkEnd w:id="52"/>
       <w:r>
         <w:t>13.8 StatefulSet με 2 Pods</w:t>
@@ -22602,7 +22602,7 @@
         <w:pStyle w:val="Heading2"/>
       </w:pPr>
       <w:bookmarkStart w:id="56" w:name="X25e588d53688d07c418ed35bc8089c68340b665"/>
-      <w:bookmarkStart w:id="57" w:name="_Toc224590171"/>
+      <w:bookmarkStart w:id="57" w:name="_Toc224641111"/>
       <w:bookmarkEnd w:id="54"/>
       <w:r>
         <w:t xml:space="preserve">13.9 Δοκιμή μέσω </w:t>
@@ -22753,7 +22753,7 @@
         <w:pStyle w:val="Heading2"/>
       </w:pPr>
       <w:bookmarkStart w:id="58" w:name="X5947d246ba14ada13e09e69edbf045a0fbb5858"/>
-      <w:bookmarkStart w:id="59" w:name="_Toc224590172"/>
+      <w:bookmarkStart w:id="59" w:name="_Toc224641112"/>
       <w:bookmarkEnd w:id="56"/>
       <w:r>
         <w:lastRenderedPageBreak/>
@@ -23462,7 +23462,7 @@
   <w:abstractNum w:abstractNumId="9" w15:restartNumberingAfterBreak="0">
     <w:nsid w:val="0000A990"/>
     <w:multiLevelType w:val="multilevel"/>
-    <w:tmpl w:val="89167C0C"/>
+    <w:tmpl w:val="06EC0E22"/>
     <w:lvl w:ilvl="0">
       <w:numFmt w:val="bullet"/>
       <w:lvlText w:val=" "/>
@@ -23539,7 +23539,7 @@
   <w:abstractNum w:abstractNumId="10" w15:restartNumberingAfterBreak="0">
     <w:nsid w:val="0000A991"/>
     <w:multiLevelType w:val="multilevel"/>
-    <w:tmpl w:val="6D0249DC"/>
+    <w:tmpl w:val="E6F84F08"/>
     <w:lvl w:ilvl="0">
       <w:numFmt w:val="bullet"/>
       <w:lvlText w:val=""/>
@@ -23640,94 +23640,94 @@
       </w:rPr>
     </w:lvl>
   </w:abstractNum>
-  <w:num w:numId="1" w16cid:durableId="1185093806">
+  <w:num w:numId="1" w16cid:durableId="276982837">
     <w:abstractNumId w:val="8"/>
   </w:num>
-  <w:num w:numId="2" w16cid:durableId="1050613986">
+  <w:num w:numId="2" w16cid:durableId="1035472579">
     <w:abstractNumId w:val="6"/>
   </w:num>
-  <w:num w:numId="3" w16cid:durableId="1395349436">
+  <w:num w:numId="3" w16cid:durableId="1664241499">
     <w:abstractNumId w:val="5"/>
   </w:num>
-  <w:num w:numId="4" w16cid:durableId="2130313360">
+  <w:num w:numId="4" w16cid:durableId="2062318363">
     <w:abstractNumId w:val="4"/>
   </w:num>
-  <w:num w:numId="5" w16cid:durableId="386491191">
+  <w:num w:numId="5" w16cid:durableId="852692377">
     <w:abstractNumId w:val="7"/>
   </w:num>
-  <w:num w:numId="6" w16cid:durableId="463084641">
+  <w:num w:numId="6" w16cid:durableId="974339098">
     <w:abstractNumId w:val="3"/>
   </w:num>
-  <w:num w:numId="7" w16cid:durableId="789008831">
+  <w:num w:numId="7" w16cid:durableId="873540314">
     <w:abstractNumId w:val="2"/>
   </w:num>
-  <w:num w:numId="8" w16cid:durableId="565843981">
+  <w:num w:numId="8" w16cid:durableId="1007439465">
     <w:abstractNumId w:val="1"/>
   </w:num>
-  <w:num w:numId="9" w16cid:durableId="275720280">
+  <w:num w:numId="9" w16cid:durableId="1294486672">
     <w:abstractNumId w:val="0"/>
   </w:num>
-  <w:num w:numId="10" w16cid:durableId="1717005471">
+  <w:num w:numId="10" w16cid:durableId="1860655601">
     <w:abstractNumId w:val="9"/>
   </w:num>
-  <w:num w:numId="11" w16cid:durableId="1704288288">
+  <w:num w:numId="11" w16cid:durableId="1147362550">
     <w:abstractNumId w:val="10"/>
   </w:num>
-  <w:num w:numId="12" w16cid:durableId="555313687">
+  <w:num w:numId="12" w16cid:durableId="1339889213">
     <w:abstractNumId w:val="10"/>
   </w:num>
-  <w:num w:numId="13" w16cid:durableId="1705523150">
+  <w:num w:numId="13" w16cid:durableId="1546329896">
     <w:abstractNumId w:val="10"/>
   </w:num>
-  <w:num w:numId="14" w16cid:durableId="2046901401">
+  <w:num w:numId="14" w16cid:durableId="1982078122">
     <w:abstractNumId w:val="10"/>
   </w:num>
-  <w:num w:numId="15" w16cid:durableId="973212703">
+  <w:num w:numId="15" w16cid:durableId="1881235427">
     <w:abstractNumId w:val="10"/>
   </w:num>
-  <w:num w:numId="16" w16cid:durableId="920026658">
+  <w:num w:numId="16" w16cid:durableId="431241753">
     <w:abstractNumId w:val="10"/>
   </w:num>
-  <w:num w:numId="17" w16cid:durableId="605818814">
+  <w:num w:numId="17" w16cid:durableId="1010597650">
     <w:abstractNumId w:val="10"/>
   </w:num>
-  <w:num w:numId="18" w16cid:durableId="1238126244">
+  <w:num w:numId="18" w16cid:durableId="861016609">
     <w:abstractNumId w:val="10"/>
   </w:num>
-  <w:num w:numId="19" w16cid:durableId="843521065">
+  <w:num w:numId="19" w16cid:durableId="1844973987">
     <w:abstractNumId w:val="10"/>
   </w:num>
-  <w:num w:numId="20" w16cid:durableId="1929118137">
+  <w:num w:numId="20" w16cid:durableId="278804891">
     <w:abstractNumId w:val="10"/>
   </w:num>
-  <w:num w:numId="21" w16cid:durableId="996231885">
+  <w:num w:numId="21" w16cid:durableId="1149402397">
     <w:abstractNumId w:val="10"/>
   </w:num>
-  <w:num w:numId="22" w16cid:durableId="1549875367">
+  <w:num w:numId="22" w16cid:durableId="1998485872">
     <w:abstractNumId w:val="10"/>
   </w:num>
-  <w:num w:numId="23" w16cid:durableId="47464040">
+  <w:num w:numId="23" w16cid:durableId="137960961">
     <w:abstractNumId w:val="10"/>
   </w:num>
-  <w:num w:numId="24" w16cid:durableId="925844237">
+  <w:num w:numId="24" w16cid:durableId="1098790356">
     <w:abstractNumId w:val="10"/>
   </w:num>
-  <w:num w:numId="25" w16cid:durableId="759568610">
+  <w:num w:numId="25" w16cid:durableId="129519037">
     <w:abstractNumId w:val="10"/>
   </w:num>
-  <w:num w:numId="26" w16cid:durableId="21715639">
+  <w:num w:numId="26" w16cid:durableId="1619487530">
     <w:abstractNumId w:val="10"/>
   </w:num>
-  <w:num w:numId="27" w16cid:durableId="1907101890">
+  <w:num w:numId="27" w16cid:durableId="1016808229">
     <w:abstractNumId w:val="10"/>
   </w:num>
-  <w:num w:numId="28" w16cid:durableId="1176119577">
+  <w:num w:numId="28" w16cid:durableId="1778867449">
     <w:abstractNumId w:val="10"/>
   </w:num>
-  <w:num w:numId="29" w16cid:durableId="2062287724">
+  <w:num w:numId="29" w16cid:durableId="1663197215">
     <w:abstractNumId w:val="10"/>
   </w:num>
-  <w:num w:numId="30" w16cid:durableId="1474835834">
+  <w:num w:numId="30" w16cid:durableId="482308907">
     <w:abstractNumId w:val="10"/>
   </w:num>
 </w:numbering>
@@ -35548,7 +35548,7 @@
     <w:autoRedefine/>
     <w:uiPriority w:val="39"/>
     <w:unhideWhenUsed/>
-    <w:rsid w:val="000A189B"/>
+    <w:rsid w:val="006F6CAD"/>
     <w:pPr>
       <w:spacing w:after="100"/>
     </w:pPr>
@@ -35560,7 +35560,7 @@
     <w:autoRedefine/>
     <w:uiPriority w:val="39"/>
     <w:unhideWhenUsed/>
-    <w:rsid w:val="000A189B"/>
+    <w:rsid w:val="006F6CAD"/>
     <w:pPr>
       <w:spacing w:after="100"/>
       <w:ind w:left="220"/>
@@ -35573,7 +35573,7 @@
     <w:autoRedefine/>
     <w:uiPriority w:val="39"/>
     <w:unhideWhenUsed/>
-    <w:rsid w:val="000A189B"/>
+    <w:rsid w:val="006F6CAD"/>
     <w:pPr>
       <w:spacing w:after="100"/>
       <w:ind w:left="440"/>
@@ -35584,7 +35584,7 @@
     <w:basedOn w:val="DefaultParagraphFont"/>
     <w:uiPriority w:val="99"/>
     <w:unhideWhenUsed/>
-    <w:rsid w:val="000A189B"/>
+    <w:rsid w:val="006F6CAD"/>
     <w:rPr>
       <w:color w:val="0000FF" w:themeColor="hyperlink"/>
       <w:u w:val="single"/>
